--- a/wk4-clapping-bot.docx
+++ b/wk4-clapping-bot.docx
@@ -121,6 +121,7 @@
       <w:pPr>
         <w:pStyle w:val="Normal"/>
         <w:bidi w:val="0"/>
+        <w:spacing w:before="0" w:after="0"/>
         <w:jc w:val="start"/>
         <w:rPr/>
       </w:pPr>
@@ -324,7 +325,6 @@
           <w:numId w:val="2"/>
         </w:numPr>
         <w:tabs>
-          <w:tab w:val="clear" w:pos="709"/>
           <w:tab w:val="left" w:pos="709" w:leader="none"/>
         </w:tabs>
         <w:bidi w:val="0"/>
@@ -355,7 +355,6 @@
           <w:numId w:val="2"/>
         </w:numPr>
         <w:tabs>
-          <w:tab w:val="clear" w:pos="709"/>
           <w:tab w:val="left" w:pos="709" w:leader="none"/>
         </w:tabs>
         <w:bidi w:val="0"/>
@@ -944,7 +943,6 @@
           <w:numId w:val="4"/>
         </w:numPr>
         <w:tabs>
-          <w:tab w:val="clear" w:pos="709"/>
           <w:tab w:val="left" w:pos="709" w:leader="none"/>
         </w:tabs>
         <w:bidi w:val="0"/>
@@ -981,7 +979,6 @@
           <w:numId w:val="4"/>
         </w:numPr>
         <w:tabs>
-          <w:tab w:val="clear" w:pos="709"/>
           <w:tab w:val="left" w:pos="709" w:leader="none"/>
         </w:tabs>
         <w:bidi w:val="0"/>
@@ -1028,7 +1025,6 @@
           <w:numId w:val="4"/>
         </w:numPr>
         <w:tabs>
-          <w:tab w:val="clear" w:pos="709"/>
           <w:tab w:val="left" w:pos="709" w:leader="none"/>
         </w:tabs>
         <w:bidi w:val="0"/>
@@ -1193,7 +1189,6 @@
           <w:numId w:val="4"/>
         </w:numPr>
         <w:tabs>
-          <w:tab w:val="clear" w:pos="709"/>
           <w:tab w:val="left" w:pos="709" w:leader="none"/>
         </w:tabs>
         <w:bidi w:val="0"/>
@@ -1286,7 +1281,6 @@
           <w:numId w:val="5"/>
         </w:numPr>
         <w:tabs>
-          <w:tab w:val="clear" w:pos="709"/>
           <w:tab w:val="left" w:pos="709" w:leader="none"/>
         </w:tabs>
         <w:bidi w:val="0"/>
@@ -1307,7 +1301,6 @@
           <w:numId w:val="5"/>
         </w:numPr>
         <w:tabs>
-          <w:tab w:val="clear" w:pos="709"/>
           <w:tab w:val="left" w:pos="709" w:leader="none"/>
         </w:tabs>
         <w:bidi w:val="0"/>
@@ -1435,7 +1428,6 @@
           <w:numId w:val="5"/>
         </w:numPr>
         <w:tabs>
-          <w:tab w:val="clear" w:pos="709"/>
           <w:tab w:val="left" w:pos="709" w:leader="none"/>
         </w:tabs>
         <w:bidi w:val="0"/>
@@ -1536,7 +1528,6 @@
           <w:numId w:val="3"/>
         </w:numPr>
         <w:tabs>
-          <w:tab w:val="clear" w:pos="709"/>
           <w:tab w:val="left" w:pos="709" w:leader="none"/>
         </w:tabs>
         <w:bidi w:val="0"/>
@@ -1579,7 +1570,6 @@
           <w:numId w:val="3"/>
         </w:numPr>
         <w:tabs>
-          <w:tab w:val="clear" w:pos="709"/>
           <w:tab w:val="left" w:pos="709" w:leader="none"/>
         </w:tabs>
         <w:bidi w:val="0"/>
@@ -1630,7 +1620,6 @@
           <w:numId w:val="3"/>
         </w:numPr>
         <w:tabs>
-          <w:tab w:val="clear" w:pos="709"/>
           <w:tab w:val="left" w:pos="709" w:leader="none"/>
         </w:tabs>
         <w:bidi w:val="0"/>
@@ -1978,35 +1967,274 @@
     </w:p>
     <w:p>
       <w:pPr>
-        <w:pStyle w:val="Normal"/>
-        <w:bidi w:val="0"/>
-        <w:jc w:val="start"/>
-        <w:rPr/>
-      </w:pPr>
-      <w:r>
-        <w:rPr/>
-      </w:r>
-    </w:p>
-    <w:p>
-      <w:pPr>
-        <w:pStyle w:val="Normal"/>
-        <w:bidi w:val="0"/>
-        <w:jc w:val="start"/>
-        <w:rPr/>
-      </w:pPr>
-      <w:r>
-        <w:rPr/>
-      </w:r>
-    </w:p>
-    <w:p>
-      <w:pPr>
-        <w:pStyle w:val="Normal"/>
-        <w:bidi w:val="0"/>
-        <w:jc w:val="start"/>
-        <w:rPr/>
-      </w:pPr>
-      <w:r>
-        <w:rPr/>
+        <w:pStyle w:val="Subtitle"/>
+        <w:rPr/>
+      </w:pPr>
+      <w:r>
+        <w:rPr/>
+        <w:t>TEST</w:t>
+      </w:r>
+    </w:p>
+    <w:p>
+      <w:pPr>
+        <w:pStyle w:val="Normal"/>
+        <w:bidi w:val="0"/>
+        <w:jc w:val="start"/>
+        <w:rPr/>
+      </w:pPr>
+      <w:r>
+        <w:rPr/>
+      </w:r>
+    </w:p>
+    <w:p>
+      <w:pPr>
+        <w:pStyle w:val="Normal"/>
+        <w:bidi w:val="0"/>
+        <w:jc w:val="start"/>
+        <w:rPr/>
+      </w:pPr>
+      <w:r>
+        <w:rPr/>
+      </w:r>
+    </w:p>
+    <w:p>
+      <w:pPr>
+        <w:pStyle w:val="BodyText"/>
+        <w:bidi w:val="0"/>
+        <w:ind w:hanging="0" w:start="0" w:end="0"/>
+        <w:jc w:val="start"/>
+        <w:rPr/>
+      </w:pPr>
+      <w:r>
+        <w:rPr>
+          <w:rStyle w:val="Strong"/>
+        </w:rPr>
+        <w:t>2-clap program:</w:t>
+      </w:r>
+    </w:p>
+    <w:p>
+      <w:pPr>
+        <w:pStyle w:val="BodyText"/>
+        <w:numPr>
+          <w:ilvl w:val="0"/>
+          <w:numId w:val="6"/>
+        </w:numPr>
+        <w:tabs>
+          <w:tab w:val="clear" w:pos="709"/>
+          <w:tab w:val="left" w:pos="0" w:leader="none"/>
+        </w:tabs>
+        <w:bidi w:val="0"/>
+        <w:spacing w:before="0" w:after="0"/>
+        <w:ind w:hanging="283" w:start="709" w:end="0"/>
+        <w:rPr/>
+      </w:pPr>
+      <w:r>
+        <w:rPr>
+          <w:rStyle w:val="SourceText"/>
+        </w:rPr>
+        <w:t>clap</w:t>
+      </w:r>
+      <w:r>
+        <w:rPr/>
+        <w:t xml:space="preserve"> — single clap, then wait.  </w:t>
+      </w:r>
+      <w:r>
+        <w:rPr/>
+        <w:t>(turn 90 degree)</w:t>
+      </w:r>
+    </w:p>
+    <w:p>
+      <w:pPr>
+        <w:pStyle w:val="BodyText"/>
+        <w:numPr>
+          <w:ilvl w:val="0"/>
+          <w:numId w:val="6"/>
+        </w:numPr>
+        <w:tabs>
+          <w:tab w:val="clear" w:pos="709"/>
+          <w:tab w:val="left" w:pos="0" w:leader="none"/>
+        </w:tabs>
+        <w:bidi w:val="0"/>
+        <w:ind w:hanging="283" w:start="709"/>
+        <w:rPr/>
+      </w:pPr>
+      <w:r>
+        <w:rPr>
+          <w:rStyle w:val="SourceText"/>
+        </w:rPr>
+        <w:t>clapclap</w:t>
+      </w:r>
+      <w:r>
+        <w:rPr/>
+        <w:t xml:space="preserve">, ~0.2 sec apart </w:t>
+      </w:r>
+      <w:r>
+        <w:rPr/>
+        <w:t>(move forward)</w:t>
+      </w:r>
+    </w:p>
+    <w:p>
+      <w:pPr>
+        <w:pStyle w:val="BodyText"/>
+        <w:bidi w:val="0"/>
+        <w:ind w:hanging="0" w:start="0" w:end="0"/>
+        <w:rPr/>
+      </w:pPr>
+      <w:r>
+        <w:rPr>
+          <w:rStyle w:val="Strong"/>
+        </w:rPr>
+        <w:t>3-clap program:</w:t>
+      </w:r>
+    </w:p>
+    <w:p>
+      <w:pPr>
+        <w:pStyle w:val="BodyText"/>
+        <w:numPr>
+          <w:ilvl w:val="0"/>
+          <w:numId w:val="7"/>
+        </w:numPr>
+        <w:tabs>
+          <w:tab w:val="clear" w:pos="709"/>
+          <w:tab w:val="left" w:pos="0" w:leader="none"/>
+        </w:tabs>
+        <w:bidi w:val="0"/>
+        <w:spacing w:before="0" w:after="0"/>
+        <w:ind w:hanging="283" w:start="709" w:end="0"/>
+        <w:rPr/>
+      </w:pPr>
+      <w:r>
+        <w:rPr>
+          <w:rStyle w:val="SourceText"/>
+        </w:rPr>
+        <w:t>clap</w:t>
+      </w:r>
+      <w:r>
+        <w:rPr/>
+        <w:t xml:space="preserve"> — single clap, then wait. </w:t>
+      </w:r>
+    </w:p>
+    <w:p>
+      <w:pPr>
+        <w:pStyle w:val="BodyText"/>
+        <w:numPr>
+          <w:ilvl w:val="0"/>
+          <w:numId w:val="7"/>
+        </w:numPr>
+        <w:tabs>
+          <w:tab w:val="clear" w:pos="709"/>
+          <w:tab w:val="left" w:pos="0" w:leader="none"/>
+        </w:tabs>
+        <w:bidi w:val="0"/>
+        <w:spacing w:before="0" w:after="0"/>
+        <w:ind w:hanging="283" w:start="709"/>
+        <w:rPr/>
+      </w:pPr>
+      <w:r>
+        <w:rPr>
+          <w:rStyle w:val="SourceText"/>
+        </w:rPr>
+        <w:t>clapclap</w:t>
+      </w:r>
+      <w:r>
+        <w:rPr/>
+        <w:t xml:space="preserve">, ~0.2 sec apart — this only exercises the </w:t>
+      </w:r>
+      <w:r>
+        <w:rPr>
+          <w:rStyle w:val="Emphasis"/>
+        </w:rPr>
+        <w:t>outer</w:t>
+      </w:r>
+      <w:r>
+        <w:rPr/>
+        <w:t xml:space="preserve"> if (clap 1 vs clap 2), same as the 2-clap test. </w:t>
+      </w:r>
+    </w:p>
+    <w:p>
+      <w:pPr>
+        <w:pStyle w:val="BodyText"/>
+        <w:numPr>
+          <w:ilvl w:val="0"/>
+          <w:numId w:val="7"/>
+        </w:numPr>
+        <w:tabs>
+          <w:tab w:val="clear" w:pos="709"/>
+          <w:tab w:val="left" w:pos="0" w:leader="none"/>
+        </w:tabs>
+        <w:bidi w:val="0"/>
+        <w:ind w:hanging="283" w:start="709"/>
+        <w:rPr/>
+      </w:pPr>
+      <w:r>
+        <w:rPr>
+          <w:rStyle w:val="SourceText"/>
+        </w:rPr>
+        <w:t>clap</w:t>
+      </w:r>
+      <w:r>
+        <w:rPr/>
+        <w:t xml:space="preserve"> </w:t>
+      </w:r>
+      <w:r>
+        <w:rPr>
+          <w:rStyle w:val="Strong"/>
+        </w:rPr>
+        <w:t>~0.2 sec</w:t>
+      </w:r>
+      <w:r>
+        <w:rPr/>
+        <w:t xml:space="preserve"> </w:t>
+      </w:r>
+      <w:r>
+        <w:rPr>
+          <w:rStyle w:val="SourceText"/>
+        </w:rPr>
+        <w:t>clap</w:t>
+      </w:r>
+      <w:r>
+        <w:rPr/>
+        <w:t xml:space="preserve"> </w:t>
+      </w:r>
+      <w:r>
+        <w:rPr>
+          <w:rStyle w:val="Strong"/>
+        </w:rPr>
+        <w:t>~0.5 sec</w:t>
+      </w:r>
+      <w:r>
+        <w:rPr/>
+        <w:t xml:space="preserve"> </w:t>
+      </w:r>
+      <w:r>
+        <w:rPr>
+          <w:rStyle w:val="SourceText"/>
+        </w:rPr>
+        <w:t>clap</w:t>
+      </w:r>
+      <w:r>
+        <w:rPr/>
+        <w:t xml:space="preserve"> — first gap stays short , and only the </w:t>
+      </w:r>
+      <w:r>
+        <w:rPr>
+          <w:rStyle w:val="Emphasis"/>
+        </w:rPr>
+        <w:t>second</w:t>
+      </w:r>
+      <w:r>
+        <w:rPr/>
+        <w:t xml:space="preserve"> gap widens to ~0.5 sec . So it's uneven spacing, not clap...clap...clap all equally 0.5 apart: </w:t>
+      </w:r>
+      <w:r>
+        <w:rPr>
+          <w:rStyle w:val="Strong"/>
+        </w:rPr>
+        <w:t>clap-clap</w:t>
+      </w:r>
+      <w:r>
+        <w:rPr/>
+        <w:t xml:space="preserve"> close together, then a slightly longer beat before the third clap.</w:t>
       </w:r>
     </w:p>
     <w:p>
@@ -2291,6 +2519,7 @@
       <w:pgNumType w:fmt="decimal"/>
       <w:formProt w:val="false"/>
       <w:textDirection w:val="lrTb"/>
+      <w:docGrid w:type="default" w:linePitch="100" w:charSpace="0"/>
     </w:sectPr>
   </w:body>
 </w:document>
@@ -2328,7 +2557,6 @@
     <w:lvl w:ilvl="2">
       <w:start w:val="1"/>
       <w:numFmt w:val="none"/>
-      <w:pStyle w:val="Heading3"/>
       <w:suff w:val="nothing"/>
       <w:lvlText w:val=""/>
       <w:lvlJc w:val="start"/>
@@ -2964,6 +3192,244 @@
       <w:rPr>
         <w:rFonts w:ascii="Symbol" w:hAnsi="Symbol" w:cs="Symbol" w:hint="default"/>
       </w:rPr>
+    </w:lvl>
+  </w:abstractNum>
+  <w:abstractNum w:abstractNumId="6">
+    <w:lvl w:ilvl="0">
+      <w:start w:val="1"/>
+      <w:numFmt w:val="decimal"/>
+      <w:lvlText w:val="%1."/>
+      <w:lvlJc w:val="start"/>
+      <w:pPr>
+        <w:tabs>
+          <w:tab w:val="num" w:pos="709"/>
+        </w:tabs>
+        <w:ind w:start="709" w:hanging="283"/>
+      </w:pPr>
+      <w:rPr/>
+    </w:lvl>
+    <w:lvl w:ilvl="1">
+      <w:start w:val="1"/>
+      <w:numFmt w:val="decimal"/>
+      <w:lvlText w:val="%2."/>
+      <w:lvlJc w:val="start"/>
+      <w:pPr>
+        <w:tabs>
+          <w:tab w:val="num" w:pos="1418"/>
+        </w:tabs>
+        <w:ind w:start="1418" w:hanging="283"/>
+      </w:pPr>
+      <w:rPr/>
+    </w:lvl>
+    <w:lvl w:ilvl="2">
+      <w:start w:val="1"/>
+      <w:numFmt w:val="decimal"/>
+      <w:lvlText w:val="%3."/>
+      <w:lvlJc w:val="start"/>
+      <w:pPr>
+        <w:tabs>
+          <w:tab w:val="num" w:pos="2127"/>
+        </w:tabs>
+        <w:ind w:start="2127" w:hanging="283"/>
+      </w:pPr>
+      <w:rPr/>
+    </w:lvl>
+    <w:lvl w:ilvl="3">
+      <w:start w:val="1"/>
+      <w:numFmt w:val="decimal"/>
+      <w:lvlText w:val="%4."/>
+      <w:lvlJc w:val="start"/>
+      <w:pPr>
+        <w:tabs>
+          <w:tab w:val="num" w:pos="2836"/>
+        </w:tabs>
+        <w:ind w:start="2836" w:hanging="283"/>
+      </w:pPr>
+      <w:rPr/>
+    </w:lvl>
+    <w:lvl w:ilvl="4">
+      <w:start w:val="1"/>
+      <w:numFmt w:val="decimal"/>
+      <w:lvlText w:val="%5."/>
+      <w:lvlJc w:val="start"/>
+      <w:pPr>
+        <w:tabs>
+          <w:tab w:val="num" w:pos="3545"/>
+        </w:tabs>
+        <w:ind w:start="3545" w:hanging="283"/>
+      </w:pPr>
+      <w:rPr/>
+    </w:lvl>
+    <w:lvl w:ilvl="5">
+      <w:start w:val="1"/>
+      <w:numFmt w:val="decimal"/>
+      <w:lvlText w:val="%6."/>
+      <w:lvlJc w:val="start"/>
+      <w:pPr>
+        <w:tabs>
+          <w:tab w:val="num" w:pos="4254"/>
+        </w:tabs>
+        <w:ind w:start="4254" w:hanging="283"/>
+      </w:pPr>
+      <w:rPr/>
+    </w:lvl>
+    <w:lvl w:ilvl="6">
+      <w:start w:val="1"/>
+      <w:numFmt w:val="decimal"/>
+      <w:lvlText w:val="%7."/>
+      <w:lvlJc w:val="start"/>
+      <w:pPr>
+        <w:tabs>
+          <w:tab w:val="num" w:pos="4963"/>
+        </w:tabs>
+        <w:ind w:start="4963" w:hanging="283"/>
+      </w:pPr>
+      <w:rPr/>
+    </w:lvl>
+    <w:lvl w:ilvl="7">
+      <w:start w:val="1"/>
+      <w:numFmt w:val="decimal"/>
+      <w:lvlText w:val="%8."/>
+      <w:lvlJc w:val="start"/>
+      <w:pPr>
+        <w:tabs>
+          <w:tab w:val="num" w:pos="5672"/>
+        </w:tabs>
+        <w:ind w:start="5672" w:hanging="283"/>
+      </w:pPr>
+      <w:rPr/>
+    </w:lvl>
+    <w:lvl w:ilvl="8">
+      <w:start w:val="1"/>
+      <w:numFmt w:val="decimal"/>
+      <w:lvlText w:val="%9."/>
+      <w:lvlJc w:val="start"/>
+      <w:pPr>
+        <w:tabs>
+          <w:tab w:val="num" w:pos="6381"/>
+        </w:tabs>
+        <w:ind w:start="6381" w:hanging="283"/>
+      </w:pPr>
+      <w:rPr/>
+    </w:lvl>
+  </w:abstractNum>
+  <w:abstractNum w:abstractNumId="7">
+    <w:lvl w:ilvl="0">
+      <w:start w:val="1"/>
+      <w:numFmt w:val="decimal"/>
+      <w:lvlText w:val="%1."/>
+      <w:lvlJc w:val="start"/>
+      <w:pPr>
+        <w:tabs>
+          <w:tab w:val="num" w:pos="709"/>
+        </w:tabs>
+        <w:ind w:start="709" w:hanging="283"/>
+      </w:pPr>
+      <w:rPr/>
+    </w:lvl>
+    <w:lvl w:ilvl="1">
+      <w:start w:val="1"/>
+      <w:numFmt w:val="decimal"/>
+      <w:lvlText w:val="%2."/>
+      <w:lvlJc w:val="start"/>
+      <w:pPr>
+        <w:tabs>
+          <w:tab w:val="num" w:pos="1418"/>
+        </w:tabs>
+        <w:ind w:start="1418" w:hanging="283"/>
+      </w:pPr>
+      <w:rPr/>
+    </w:lvl>
+    <w:lvl w:ilvl="2">
+      <w:start w:val="1"/>
+      <w:numFmt w:val="decimal"/>
+      <w:lvlText w:val="%3."/>
+      <w:lvlJc w:val="start"/>
+      <w:pPr>
+        <w:tabs>
+          <w:tab w:val="num" w:pos="2127"/>
+        </w:tabs>
+        <w:ind w:start="2127" w:hanging="283"/>
+      </w:pPr>
+      <w:rPr/>
+    </w:lvl>
+    <w:lvl w:ilvl="3">
+      <w:start w:val="1"/>
+      <w:numFmt w:val="decimal"/>
+      <w:lvlText w:val="%4."/>
+      <w:lvlJc w:val="start"/>
+      <w:pPr>
+        <w:tabs>
+          <w:tab w:val="num" w:pos="2836"/>
+        </w:tabs>
+        <w:ind w:start="2836" w:hanging="283"/>
+      </w:pPr>
+      <w:rPr/>
+    </w:lvl>
+    <w:lvl w:ilvl="4">
+      <w:start w:val="1"/>
+      <w:numFmt w:val="decimal"/>
+      <w:lvlText w:val="%5."/>
+      <w:lvlJc w:val="start"/>
+      <w:pPr>
+        <w:tabs>
+          <w:tab w:val="num" w:pos="3545"/>
+        </w:tabs>
+        <w:ind w:start="3545" w:hanging="283"/>
+      </w:pPr>
+      <w:rPr/>
+    </w:lvl>
+    <w:lvl w:ilvl="5">
+      <w:start w:val="1"/>
+      <w:numFmt w:val="decimal"/>
+      <w:lvlText w:val="%6."/>
+      <w:lvlJc w:val="start"/>
+      <w:pPr>
+        <w:tabs>
+          <w:tab w:val="num" w:pos="4254"/>
+        </w:tabs>
+        <w:ind w:start="4254" w:hanging="283"/>
+      </w:pPr>
+      <w:rPr/>
+    </w:lvl>
+    <w:lvl w:ilvl="6">
+      <w:start w:val="1"/>
+      <w:numFmt w:val="decimal"/>
+      <w:lvlText w:val="%7."/>
+      <w:lvlJc w:val="start"/>
+      <w:pPr>
+        <w:tabs>
+          <w:tab w:val="num" w:pos="4963"/>
+        </w:tabs>
+        <w:ind w:start="4963" w:hanging="283"/>
+      </w:pPr>
+      <w:rPr/>
+    </w:lvl>
+    <w:lvl w:ilvl="7">
+      <w:start w:val="1"/>
+      <w:numFmt w:val="decimal"/>
+      <w:lvlText w:val="%8."/>
+      <w:lvlJc w:val="start"/>
+      <w:pPr>
+        <w:tabs>
+          <w:tab w:val="num" w:pos="5672"/>
+        </w:tabs>
+        <w:ind w:start="5672" w:hanging="283"/>
+      </w:pPr>
+      <w:rPr/>
+    </w:lvl>
+    <w:lvl w:ilvl="8">
+      <w:start w:val="1"/>
+      <w:numFmt w:val="decimal"/>
+      <w:lvlText w:val="%9."/>
+      <w:lvlJc w:val="start"/>
+      <w:pPr>
+        <w:tabs>
+          <w:tab w:val="num" w:pos="6381"/>
+        </w:tabs>
+        <w:ind w:start="6381" w:hanging="283"/>
+      </w:pPr>
+      <w:rPr/>
     </w:lvl>
   </w:abstractNum>
   <w:num w:numId="1">
@@ -2980,6 +3446,12 @@
   </w:num>
   <w:num w:numId="5">
     <w:abstractNumId w:val="5"/>
+  </w:num>
+  <w:num w:numId="6">
+    <w:abstractNumId w:val="6"/>
+  </w:num>
+  <w:num w:numId="7">
+    <w:abstractNumId w:val="7"/>
   </w:num>
 </w:numbering>
 </file>
@@ -2998,7 +3470,6 @@
     </w:rPrDefault>
     <w:pPrDefault>
       <w:pPr>
-        <w:widowControl/>
         <w:suppressAutoHyphens w:val="true"/>
       </w:pPr>
     </w:pPrDefault>
@@ -3008,7 +3479,10 @@
     <w:qFormat/>
     <w:pPr>
       <w:widowControl/>
+      <w:suppressAutoHyphens w:val="true"/>
       <w:bidi w:val="0"/>
+      <w:spacing w:before="0" w:after="0"/>
+      <w:jc w:val="start"/>
     </w:pPr>
     <w:rPr>
       <w:rFonts w:ascii="Liberation Serif" w:hAnsi="Liberation Serif" w:eastAsia="DejaVu Sans" w:cs="FreeSans"/>
@@ -3052,8 +3526,8 @@
       <w:iCs/>
     </w:rPr>
   </w:style>
-  <w:style w:type="character" w:styleId="Bullets">
-    <w:name w:val="Bullets"/>
+  <w:style w:type="character" w:styleId="Bulletsuser">
+    <w:name w:val="Bullets (user)"/>
     <w:qFormat/>
     <w:rPr>
       <w:rFonts w:ascii="OpenSymbol" w:hAnsi="OpenSymbol" w:eastAsia="OpenSymbol" w:cs="OpenSymbol"/>
@@ -3065,6 +3539,11 @@
     <w:rPr>
       <w:rFonts w:ascii="Liberation Mono" w:hAnsi="Liberation Mono" w:eastAsia="Liberation Mono" w:cs="Liberation Mono"/>
     </w:rPr>
+  </w:style>
+  <w:style w:type="character" w:styleId="NumberingSymbols">
+    <w:name w:val="Numbering Symbols"/>
+    <w:qFormat/>
+    <w:rPr/>
   </w:style>
   <w:style w:type="paragraph" w:styleId="Heading">
     <w:name w:val="Heading"/>

--- a/wk4-clapping-bot.docx
+++ b/wk4-clapping-bot.docx
@@ -2036,11 +2036,7 @@
       </w:r>
       <w:r>
         <w:rPr/>
-        <w:t xml:space="preserve"> — single clap, then wait.  </w:t>
-      </w:r>
-      <w:r>
-        <w:rPr/>
-        <w:t>(turn 90 degree)</w:t>
+        <w:t xml:space="preserve"> — single clap, then wait.  (turn 90 degree)</w:t>
       </w:r>
     </w:p>
     <w:p>
@@ -2066,11 +2062,7 @@
       </w:r>
       <w:r>
         <w:rPr/>
-        <w:t xml:space="preserve">, ~0.2 sec apart </w:t>
-      </w:r>
-      <w:r>
-        <w:rPr/>
-        <w:t>(move forward)</w:t>
+        <w:t>, ~0.2 sec apart (move forward)</w:t>
       </w:r>
     </w:p>
     <w:p>
@@ -2239,13 +2231,237 @@
     </w:p>
     <w:p>
       <w:pPr>
-        <w:pStyle w:val="Normal"/>
-        <w:bidi w:val="0"/>
-        <w:jc w:val="start"/>
-        <w:rPr/>
-      </w:pPr>
-      <w:r>
-        <w:rPr/>
+        <w:pStyle w:val="Heading1"/>
+        <w:numPr>
+          <w:ilvl w:val="0"/>
+          <w:numId w:val="0"/>
+        </w:numPr>
+        <w:ind w:hanging="0" w:start="0"/>
+        <w:rPr/>
+      </w:pPr>
+      <w:r>
+        <w:rPr/>
+        <w:t>Line tracing</w:t>
+      </w:r>
+    </w:p>
+    <w:p>
+      <w:pPr>
+        <w:pStyle w:val="BodyText"/>
+        <w:rPr/>
+      </w:pPr>
+      <w:r>
+        <w:rPr/>
+        <w:t xml:space="preserve">Check if </w:t>
+      </w:r>
+      <w:r>
+        <w:rPr/>
+        <w:t xml:space="preserve">your sensor mapping is working. </w:t>
+      </w:r>
+      <w:r>
+        <w:rPr/>
+        <w:t>If yes, y</w:t>
+      </w:r>
+      <w:r>
+        <w:rPr/>
+        <w:t>ou can now decode what's happening:</w:t>
+      </w:r>
+    </w:p>
+    <w:p>
+      <w:pPr>
+        <w:pStyle w:val="BodyText"/>
+        <w:numPr>
+          <w:ilvl w:val="0"/>
+          <w:numId w:val="8"/>
+        </w:numPr>
+        <w:tabs>
+          <w:tab w:val="clear" w:pos="709"/>
+          <w:tab w:val="left" w:pos="0" w:leader="none"/>
+        </w:tabs>
+        <w:spacing w:before="0" w:after="0"/>
+        <w:ind w:hanging="283" w:start="709"/>
+        <w:rPr/>
+      </w:pPr>
+      <w:r>
+        <w:rPr>
+          <w:rStyle w:val="Strong"/>
+        </w:rPr>
+        <w:t>C = non-reflective</w:t>
+      </w:r>
+      <w:r>
+        <w:rPr/>
+        <w:t xml:space="preserve"> = off the orange line (probably reading the cardboard as non-reflective, since orange marker doesn't behave like a true white background) → triggers "turn robot left" </w:t>
+      </w:r>
+    </w:p>
+    <w:p>
+      <w:pPr>
+        <w:pStyle w:val="BodyText"/>
+        <w:numPr>
+          <w:ilvl w:val="0"/>
+          <w:numId w:val="8"/>
+        </w:numPr>
+        <w:tabs>
+          <w:tab w:val="clear" w:pos="709"/>
+          <w:tab w:val="left" w:pos="0" w:leader="none"/>
+        </w:tabs>
+        <w:ind w:hanging="283" w:start="709"/>
+        <w:rPr/>
+      </w:pPr>
+      <w:r>
+        <w:rPr>
+          <w:rStyle w:val="Strong"/>
+        </w:rPr>
+        <w:t>G = reflective</w:t>
+      </w:r>
+      <w:r>
+        <w:rPr/>
+        <w:t xml:space="preserve"> = on the orange line → triggers "turn robot right" </w:t>
+      </w:r>
+    </w:p>
+    <w:p>
+      <w:pPr>
+        <w:pStyle w:val="BodyText"/>
+        <w:rPr/>
+      </w:pPr>
+      <w:r>
+        <w:rPr/>
+        <w:t>So the sensor genuinely can tell the difference between the two surfaces. The "moves forward" and "rotates in circles" descriptions are just what those two motor commands look like in practice:</w:t>
+      </w:r>
+    </w:p>
+    <w:p>
+      <w:pPr>
+        <w:pStyle w:val="BodyText"/>
+        <w:rPr/>
+      </w:pPr>
+      <w:r>
+        <w:rPr>
+          <w:rStyle w:val="Strong"/>
+        </w:rPr>
+        <w:t>C / turn left → looks like "moving forward"</w:t>
+      </w:r>
+      <w:r>
+        <w:rPr/>
+        <w:t xml:space="preserve"> A single-wheel-speed-difference "turn" at low speed often looks more like a gentle forward drift than a sharp turn, especially if you're holding the robot rather than watching it drive freely.</w:t>
+      </w:r>
+    </w:p>
+    <w:p>
+      <w:pPr>
+        <w:pStyle w:val="BodyText"/>
+        <w:rPr/>
+      </w:pPr>
+      <w:r>
+        <w:rPr>
+          <w:rStyle w:val="Strong"/>
+        </w:rPr>
+        <w:t>G / turn right → looks like "rotating in circles"</w:t>
+      </w:r>
+      <w:r>
+        <w:rPr/>
+        <w:t xml:space="preserve"> This is the real tell. If you're holding the robot roughly stationary over the orange mark while testing, and the sensor keeps reading reflective the whole time, the event just keeps re-firing "turn robot right" over and over with nothing to interrupt it — so it spins in place. That's not a bug, that's exactly what a sustained turn command does when there's no line edge for it to cross back over.</w:t>
+      </w:r>
+    </w:p>
+    <w:p>
+      <w:pPr>
+        <w:pStyle w:val="BodyText"/>
+        <w:rPr/>
+      </w:pPr>
+      <w:r>
+        <w:rPr>
+          <w:rStyle w:val="Strong"/>
+        </w:rPr>
+        <w:t>What this tells you:</w:t>
+      </w:r>
+      <w:r>
+        <w:rPr/>
+        <w:t xml:space="preserve"> the logic and sensor detection are both fine. What you haven't tested yet is actual line-following behavior — quick alternation between left/right as the robot crosses back and forth over a line edge while driving forward. Holding it stationary over one spot can't show you that.</w:t>
+      </w:r>
+    </w:p>
+    <w:p>
+      <w:pPr>
+        <w:pStyle w:val="BodyText"/>
+        <w:rPr/>
+      </w:pPr>
+      <w:r>
+        <w:rPr>
+          <w:rStyle w:val="Strong"/>
+        </w:rPr>
+        <w:t>Next step:</w:t>
+      </w:r>
+      <w:r>
+        <w:rPr/>
+        <w:t xml:space="preserve"> put the "set both motors to forwards" block back in properly (or leave it, since it's already there before the forever loop) and actually let the robot drive across your drawn orange line freely on the cardboard, rather than hand-holding it in place. Watch for it to wobble — quick left-right corrections — as it crosses the line, rather than doing a full stationary spin. If it still just spins in a full circle once it hits the line, the turn speed/duration may be too aggressive relative to line width, and you'd want to reduce turn speed so it corrects more gently and re-crosses back off the line sooner.</w:t>
+      </w:r>
+    </w:p>
+    <w:p>
+      <w:pPr>
+        <w:pStyle w:val="BodyText"/>
+        <w:rPr/>
+      </w:pPr>
+      <w:r>
+        <w:rPr/>
+      </w:r>
+    </w:p>
+    <w:p>
+      <w:pPr>
+        <w:pStyle w:val="BodyText"/>
+        <w:rPr/>
+      </w:pPr>
+      <w:r>
+        <w:rPr/>
+      </w:r>
+    </w:p>
+    <w:p>
+      <w:pPr>
+        <w:pStyle w:val="BodyText"/>
+        <w:rPr/>
+      </w:pPr>
+      <w:r>
+        <w:rPr/>
+        <w:drawing>
+          <wp:anchor distT="0" distB="0" distL="0" distR="0" simplePos="0" relativeHeight="7" behindDoc="0" locked="0" layoutInCell="0" allowOverlap="1">
+            <wp:simplePos x="0" y="0"/>
+            <wp:positionH relativeFrom="column">
+              <wp:align>center</wp:align>
+            </wp:positionH>
+            <wp:positionV relativeFrom="paragraph">
+              <wp:posOffset>635</wp:posOffset>
+            </wp:positionV>
+            <wp:extent cx="3667125" cy="5067300"/>
+            <wp:effectExtent l="0" t="0" r="0" b="0"/>
+            <wp:wrapSquare wrapText="largest"/>
+            <wp:docPr id="6" name="Image6"/>
+            <wp:cNvGraphicFramePr>
+              <a:graphicFrameLocks xmlns:a="http://schemas.openxmlformats.org/drawingml/2006/main" noChangeAspect="1"/>
+            </wp:cNvGraphicFramePr>
+            <a:graphic xmlns:a="http://schemas.openxmlformats.org/drawingml/2006/main">
+              <a:graphicData uri="http://schemas.openxmlformats.org/drawingml/2006/picture">
+                <pic:pic xmlns:pic="http://schemas.openxmlformats.org/drawingml/2006/picture">
+                  <pic:nvPicPr>
+                    <pic:cNvPr id="6" name="Image6"/>
+                    <pic:cNvPicPr>
+                      <a:picLocks noChangeAspect="1" noChangeArrowheads="1"/>
+                    </pic:cNvPicPr>
+                  </pic:nvPicPr>
+                  <pic:blipFill>
+                    <a:blip r:embed="rId7"/>
+                    <a:stretch>
+                      <a:fillRect/>
+                    </a:stretch>
+                  </pic:blipFill>
+                  <pic:spPr bwMode="auto">
+                    <a:xfrm>
+                      <a:off x="0" y="0"/>
+                      <a:ext cx="3667125" cy="5067300"/>
+                    </a:xfrm>
+                    <a:prstGeom prst="rect">
+                      <a:avLst/>
+                    </a:prstGeom>
+                    <a:noFill/>
+                  </pic:spPr>
+                </pic:pic>
+              </a:graphicData>
+            </a:graphic>
+          </wp:anchor>
+        </w:drawing>
       </w:r>
     </w:p>
     <w:p>
@@ -2531,6 +2747,7 @@
     <w:lvl w:ilvl="0">
       <w:start w:val="1"/>
       <w:numFmt w:val="none"/>
+      <w:pStyle w:val="Heading1"/>
       <w:suff w:val="nothing"/>
       <w:lvlText w:val=""/>
       <w:lvlJc w:val="start"/>
@@ -3430,6 +3647,143 @@
         <w:ind w:start="6381" w:hanging="283"/>
       </w:pPr>
       <w:rPr/>
+    </w:lvl>
+  </w:abstractNum>
+  <w:abstractNum w:abstractNumId="8">
+    <w:lvl w:ilvl="0">
+      <w:start w:val="1"/>
+      <w:numFmt w:val="bullet"/>
+      <w:lvlText w:val=""/>
+      <w:lvlJc w:val="start"/>
+      <w:pPr>
+        <w:tabs>
+          <w:tab w:val="num" w:pos="709"/>
+        </w:tabs>
+        <w:ind w:start="709" w:hanging="283"/>
+      </w:pPr>
+      <w:rPr>
+        <w:rFonts w:ascii="Symbol" w:hAnsi="Symbol" w:cs="Symbol" w:hint="default"/>
+      </w:rPr>
+    </w:lvl>
+    <w:lvl w:ilvl="1">
+      <w:start w:val="1"/>
+      <w:numFmt w:val="bullet"/>
+      <w:lvlText w:val=""/>
+      <w:lvlJc w:val="start"/>
+      <w:pPr>
+        <w:tabs>
+          <w:tab w:val="num" w:pos="1418"/>
+        </w:tabs>
+        <w:ind w:start="1418" w:hanging="283"/>
+      </w:pPr>
+      <w:rPr>
+        <w:rFonts w:ascii="Symbol" w:hAnsi="Symbol" w:cs="Symbol" w:hint="default"/>
+      </w:rPr>
+    </w:lvl>
+    <w:lvl w:ilvl="2">
+      <w:start w:val="1"/>
+      <w:numFmt w:val="bullet"/>
+      <w:lvlText w:val=""/>
+      <w:lvlJc w:val="start"/>
+      <w:pPr>
+        <w:tabs>
+          <w:tab w:val="num" w:pos="2127"/>
+        </w:tabs>
+        <w:ind w:start="2127" w:hanging="283"/>
+      </w:pPr>
+      <w:rPr>
+        <w:rFonts w:ascii="Symbol" w:hAnsi="Symbol" w:cs="Symbol" w:hint="default"/>
+      </w:rPr>
+    </w:lvl>
+    <w:lvl w:ilvl="3">
+      <w:start w:val="1"/>
+      <w:numFmt w:val="bullet"/>
+      <w:lvlText w:val=""/>
+      <w:lvlJc w:val="start"/>
+      <w:pPr>
+        <w:tabs>
+          <w:tab w:val="num" w:pos="2836"/>
+        </w:tabs>
+        <w:ind w:start="2836" w:hanging="283"/>
+      </w:pPr>
+      <w:rPr>
+        <w:rFonts w:ascii="Symbol" w:hAnsi="Symbol" w:cs="Symbol" w:hint="default"/>
+      </w:rPr>
+    </w:lvl>
+    <w:lvl w:ilvl="4">
+      <w:start w:val="1"/>
+      <w:numFmt w:val="bullet"/>
+      <w:lvlText w:val=""/>
+      <w:lvlJc w:val="start"/>
+      <w:pPr>
+        <w:tabs>
+          <w:tab w:val="num" w:pos="3545"/>
+        </w:tabs>
+        <w:ind w:start="3545" w:hanging="283"/>
+      </w:pPr>
+      <w:rPr>
+        <w:rFonts w:ascii="Symbol" w:hAnsi="Symbol" w:cs="Symbol" w:hint="default"/>
+      </w:rPr>
+    </w:lvl>
+    <w:lvl w:ilvl="5">
+      <w:start w:val="1"/>
+      <w:numFmt w:val="bullet"/>
+      <w:lvlText w:val=""/>
+      <w:lvlJc w:val="start"/>
+      <w:pPr>
+        <w:tabs>
+          <w:tab w:val="num" w:pos="4254"/>
+        </w:tabs>
+        <w:ind w:start="4254" w:hanging="283"/>
+      </w:pPr>
+      <w:rPr>
+        <w:rFonts w:ascii="Symbol" w:hAnsi="Symbol" w:cs="Symbol" w:hint="default"/>
+      </w:rPr>
+    </w:lvl>
+    <w:lvl w:ilvl="6">
+      <w:start w:val="1"/>
+      <w:numFmt w:val="bullet"/>
+      <w:lvlText w:val=""/>
+      <w:lvlJc w:val="start"/>
+      <w:pPr>
+        <w:tabs>
+          <w:tab w:val="num" w:pos="4963"/>
+        </w:tabs>
+        <w:ind w:start="4963" w:hanging="283"/>
+      </w:pPr>
+      <w:rPr>
+        <w:rFonts w:ascii="Symbol" w:hAnsi="Symbol" w:cs="Symbol" w:hint="default"/>
+      </w:rPr>
+    </w:lvl>
+    <w:lvl w:ilvl="7">
+      <w:start w:val="1"/>
+      <w:numFmt w:val="bullet"/>
+      <w:lvlText w:val=""/>
+      <w:lvlJc w:val="start"/>
+      <w:pPr>
+        <w:tabs>
+          <w:tab w:val="num" w:pos="5672"/>
+        </w:tabs>
+        <w:ind w:start="5672" w:hanging="283"/>
+      </w:pPr>
+      <w:rPr>
+        <w:rFonts w:ascii="Symbol" w:hAnsi="Symbol" w:cs="Symbol" w:hint="default"/>
+      </w:rPr>
+    </w:lvl>
+    <w:lvl w:ilvl="8">
+      <w:start w:val="1"/>
+      <w:numFmt w:val="bullet"/>
+      <w:lvlText w:val=""/>
+      <w:lvlJc w:val="start"/>
+      <w:pPr>
+        <w:tabs>
+          <w:tab w:val="num" w:pos="6381"/>
+        </w:tabs>
+        <w:ind w:start="6381" w:hanging="283"/>
+      </w:pPr>
+      <w:rPr>
+        <w:rFonts w:ascii="Symbol" w:hAnsi="Symbol" w:cs="Symbol" w:hint="default"/>
+      </w:rPr>
     </w:lvl>
   </w:abstractNum>
   <w:num w:numId="1">
@@ -3453,6 +3807,9 @@
   <w:num w:numId="7">
     <w:abstractNumId w:val="7"/>
   </w:num>
+  <w:num w:numId="8">
+    <w:abstractNumId w:val="8"/>
+  </w:num>
 </w:numbering>
 </file>
 
@@ -3491,6 +3848,26 @@
       <w:sz w:val="24"/>
       <w:szCs w:val="24"/>
       <w:lang w:val="en-US" w:eastAsia="zh-CN" w:bidi="hi-IN"/>
+    </w:rPr>
+  </w:style>
+  <w:style w:type="paragraph" w:styleId="Heading1">
+    <w:name w:val="heading 1"/>
+    <w:basedOn w:val="Heading"/>
+    <w:next w:val="BodyText"/>
+    <w:qFormat/>
+    <w:pPr>
+      <w:numPr>
+        <w:ilvl w:val="0"/>
+        <w:numId w:val="1"/>
+      </w:numPr>
+      <w:spacing w:before="240" w:after="120"/>
+      <w:outlineLvl w:val="0"/>
+    </w:pPr>
+    <w:rPr>
+      <w:b/>
+      <w:bCs/>
+      <w:sz w:val="36"/>
+      <w:szCs w:val="36"/>
     </w:rPr>
   </w:style>
   <w:style w:type="paragraph" w:styleId="Heading3">
@@ -3526,8 +3903,8 @@
       <w:iCs/>
     </w:rPr>
   </w:style>
-  <w:style w:type="character" w:styleId="Bulletsuser">
-    <w:name w:val="Bullets (user)"/>
+  <w:style w:type="character" w:styleId="Bullets">
+    <w:name w:val="Bullets"/>
     <w:qFormat/>
     <w:rPr>
       <w:rFonts w:ascii="OpenSymbol" w:hAnsi="OpenSymbol" w:eastAsia="OpenSymbol" w:cs="OpenSymbol"/>
